--- a/predlozhenie_statya_dinamicheskaya_model_HMAO_Yugra v3.docx
+++ b/predlozhenie_statya_dinamicheskaya_model_HMAO_Yugra v3.docx
@@ -4047,7 +4047,13 @@
         <w:pStyle w:val="1"/>
       </w:pPr>
       <w:r>
-        <w:t>Для получения сводной оценки может быть введен индекс сбалансированного устойчивого развития:</w:t>
+        <w:t>Для получения сводной оценки может быть введен индекс сбалансированного устойчивого развития</w:t>
+      </w:r>
+      <w:r>
+        <w:t xml:space="preserve"> (8)</w:t>
+      </w:r>
+      <w:r>
+        <w:t>:</w:t>
       </w:r>
     </w:p>
     <w:p>
@@ -4585,10 +4591,7 @@
         <w:t>Значения параметров модели</w:t>
       </w:r>
       <w:r>
-        <w:t xml:space="preserve"> </w:t>
-      </w:r>
-      <w:r>
-        <w:t>в статье</w:t>
+        <w:t xml:space="preserve"> в статье</w:t>
       </w:r>
       <w:r>
         <w:t xml:space="preserve"> использ</w:t>
@@ -6038,12 +6041,11 @@
       <w:r>
         <w:rPr>
           <w:rFonts w:asciiTheme="majorHAnsi" w:hAnsiTheme="majorHAnsi" w:cstheme="majorHAnsi"/>
-          <w:noProof/>
         </w:rPr>
         <w:drawing>
-          <wp:inline distT="0" distB="0" distL="0" distR="0" wp14:anchorId="4ADA68B3" wp14:editId="09A97F89">
-            <wp:extent cx="3600000" cy="2385309"/>
-            <wp:effectExtent l="0" t="0" r="635" b="0"/>
+          <wp:inline distT="0" distB="0" distL="0" distR="0" wp14:anchorId="31FF4849" wp14:editId="35AF635A">
+            <wp:extent cx="5400000" cy="3590288"/>
+            <wp:effectExtent l="0" t="0" r="0" b="0"/>
             <wp:docPr id="1" name="Рисунок 1"/>
             <wp:cNvGraphicFramePr>
               <a:graphicFrameLocks xmlns:a="http://schemas.openxmlformats.org/drawingml/2006/main" noChangeAspect="1"/>
@@ -6064,7 +6066,7 @@
                   <pic:spPr>
                     <a:xfrm>
                       <a:off x="0" y="0"/>
-                      <a:ext cx="3600000" cy="2385309"/>
+                      <a:ext cx="5400000" cy="3590288"/>
                     </a:xfrm>
                     <a:prstGeom prst="rect">
                       <a:avLst/>
@@ -6128,14 +6130,13 @@
       <w:r>
         <w:rPr>
           <w:rFonts w:asciiTheme="majorHAnsi" w:hAnsiTheme="majorHAnsi" w:cstheme="majorHAnsi"/>
-          <w:noProof/>
           <w:sz w:val="22"/>
         </w:rPr>
         <w:drawing>
-          <wp:inline distT="0" distB="0" distL="0" distR="0" wp14:anchorId="3A53046E" wp14:editId="12DF9AF3">
-            <wp:extent cx="3600000" cy="2226188"/>
-            <wp:effectExtent l="0" t="0" r="635" b="3175"/>
-            <wp:docPr id="2" name="Рисунок 2"/>
+          <wp:inline distT="0" distB="0" distL="0" distR="0" wp14:anchorId="06AF37A8" wp14:editId="4AC94939">
+            <wp:extent cx="5400000" cy="3349927"/>
+            <wp:effectExtent l="0" t="0" r="0" b="3175"/>
+            <wp:docPr id="3" name="Рисунок 3"/>
             <wp:cNvGraphicFramePr>
               <a:graphicFrameLocks xmlns:a="http://schemas.openxmlformats.org/drawingml/2006/main" noChangeAspect="1"/>
             </wp:cNvGraphicFramePr>
@@ -6155,7 +6156,7 @@
                   <pic:spPr>
                     <a:xfrm>
                       <a:off x="0" y="0"/>
-                      <a:ext cx="3600000" cy="2226188"/>
+                      <a:ext cx="5400000" cy="3349927"/>
                     </a:xfrm>
                     <a:prstGeom prst="rect">
                       <a:avLst/>
@@ -6205,6 +6206,7 @@
         <w:keepNext/>
         <w:spacing w:after="210"/>
         <w:ind w:left="720" w:hanging="720"/>
+        <w:contextualSpacing/>
         <w:jc w:val="right"/>
         <w:rPr>
           <w:rFonts w:asciiTheme="majorHAnsi" w:hAnsiTheme="majorHAnsi" w:cstheme="majorHAnsi"/>
@@ -7355,38 +7357,72 @@
       <w:pPr>
         <w:pStyle w:val="2"/>
         <w:jc w:val="left"/>
+      </w:pPr>
+      <w:r>
+        <w:t xml:space="preserve">4. </w:t>
+      </w:r>
+      <w:r>
+        <w:t xml:space="preserve">Федеральная служба государственной статистики. Единая межведомственная информационно-статистическая система. </w:t>
+      </w:r>
+      <w:r>
         <w:rPr>
           <w:lang w:val="en-US"/>
         </w:rPr>
-      </w:pPr>
-      <w:r>
-        <w:t xml:space="preserve">4. </w:t>
-      </w:r>
-      <w:r>
-        <w:t xml:space="preserve">Федеральная служба государственной статистики. Единая межведомственная информационно-статистическая система. </w:t>
+        <w:t>URL</w:t>
+      </w:r>
+      <w:r>
+        <w:t xml:space="preserve">: </w:t>
       </w:r>
       <w:r>
         <w:rPr>
           <w:lang w:val="en-US"/>
         </w:rPr>
-        <w:t>URL: https://www.fedstat.ru/ (</w:t>
+        <w:t>https</w:t>
+      </w:r>
+      <w:r>
+        <w:t>://</w:t>
+      </w:r>
+      <w:r>
+        <w:rPr>
+          <w:lang w:val="en-US"/>
+        </w:rPr>
+        <w:t>www</w:t>
+      </w:r>
+      <w:r>
+        <w:t>.</w:t>
+      </w:r>
+      <w:proofErr w:type="spellStart"/>
+      <w:r>
+        <w:rPr>
+          <w:lang w:val="en-US"/>
+        </w:rPr>
+        <w:t>fedstat</w:t>
+      </w:r>
+      <w:proofErr w:type="spellEnd"/>
+      <w:r>
+        <w:t>.</w:t>
+      </w:r>
+      <w:proofErr w:type="spellStart"/>
+      <w:r>
+        <w:rPr>
+          <w:lang w:val="en-US"/>
+        </w:rPr>
+        <w:t>ru</w:t>
+      </w:r>
+      <w:proofErr w:type="spellEnd"/>
+      <w:r>
+        <w:t>/ (</w:t>
       </w:r>
       <w:r>
         <w:t>дата</w:t>
       </w:r>
       <w:r>
-        <w:rPr>
-          <w:lang w:val="en-US"/>
-        </w:rPr>
         <w:t xml:space="preserve"> </w:t>
       </w:r>
       <w:r>
         <w:t>обращения</w:t>
       </w:r>
       <w:r>
-        <w:rPr>
-          <w:lang w:val="en-US"/>
-        </w:rPr>
         <w:t>: 04.09.2026).</w:t>
       </w:r>
     </w:p>
